--- a/шаблони/комплекти/Відпустки та лікування/Шаблон_Рапорт про приступлення до обов'язків після стаціонарного лікування.docx
+++ b/шаблони/комплекти/Відпустки та лікування/Шаблон_Рапорт про приступлення до обов'язків після стаціонарного лікування.docx
@@ -135,18 +135,18 @@
         </w:rPr>
       </w:pPr>
     </w:p>
-    <w:pPr>
-      <w:spacing w:after="0" w:line="240" w:lineRule="auto"/>
-      <w:ind w:firstLine="720"/>
-      <w:jc w:val="both"/>
-      <w:rPr>
-        <w:rFonts w:ascii="Times New Roman" w:hAnsi="Times New Roman" w:eastAsia="Times New Roman" w:cs="Times New Roman"/>
-        <w:sz w:val="28"/>
-        <w:szCs w:val="28"/>
-        <w:lang w:val="uk-UA" w:eastAsia="ru-RU"/>
-      </w:rPr>
-    </w:pPr>
-    <w:p>
+    <w:p>
+      <w:pPr>
+        <w:spacing w:after="0" w:line="240" w:lineRule="auto"/>
+        <w:ind w:firstLine="720"/>
+        <w:jc w:val="both"/>
+        <w:rPr>
+          <w:rFonts w:ascii="Times New Roman" w:hAnsi="Times New Roman" w:eastAsia="Times New Roman" w:cs="Times New Roman"/>
+          <w:sz w:val="28"/>
+          <w:szCs w:val="28"/>
+          <w:lang w:val="uk-UA" w:eastAsia="ru-RU"/>
+        </w:rPr>
+      </w:pPr>
       <w:r>
         <w:rPr>
           <w:rFonts w:ascii="Times New Roman" w:hAnsi="Times New Roman" w:eastAsia="Times New Roman" w:cs="Times New Roman"/>

--- a/шаблони/комплекти/Відпустки та лікування/Шаблон_Рапорт про приступлення до обов'язків після стаціонарного лікування.docx
+++ b/шаблони/комплекти/Відпустки та лікування/Шаблон_Рапорт про приступлення до обов'язків після стаціонарного лікування.docx
@@ -50,6 +50,39 @@
     <w:p>
       <w:pPr>
         <w:spacing w:after="0" w:line="240" w:lineRule="auto"/>
+        <w:rPr>
+          <w:rFonts w:ascii="Times New Roman" w:hAnsi="Times New Roman" w:eastAsia="Times New Roman" w:cs="Times New Roman"/>
+          <w:sz w:val="28"/>
+          <w:szCs w:val="28"/>
+          <w:lang w:val="uk-UA" w:eastAsia="ru-RU"/>
+        </w:rPr>
+      </w:pPr>
+    </w:p>
+    <w:p>
+      <w:pPr>
+        <w:spacing w:after="0" w:line="240" w:lineRule="auto"/>
+        <w:rPr>
+          <w:rFonts w:ascii="Times New Roman" w:hAnsi="Times New Roman" w:eastAsia="Times New Roman" w:cs="Times New Roman"/>
+          <w:sz w:val="28"/>
+          <w:szCs w:val="28"/>
+          <w:lang w:val="uk-UA" w:eastAsia="ru-RU"/>
+        </w:rPr>
+      </w:pPr>
+    </w:p>
+    <w:p>
+      <w:pPr>
+        <w:spacing w:after="0" w:line="240" w:lineRule="auto"/>
+        <w:rPr>
+          <w:rFonts w:ascii="Times New Roman" w:hAnsi="Times New Roman" w:eastAsia="Times New Roman" w:cs="Times New Roman"/>
+          <w:sz w:val="28"/>
+          <w:szCs w:val="28"/>
+          <w:lang w:val="uk-UA" w:eastAsia="ru-RU"/>
+        </w:rPr>
+      </w:pPr>
+    </w:p>
+    <w:p>
+      <w:pPr>
+        <w:spacing w:after="0" w:line="240" w:lineRule="auto"/>
         <w:jc w:val="center"/>
         <w:rPr>
           <w:rFonts w:ascii="Times New Roman" w:hAnsi="Times New Roman" w:eastAsia="Times New Roman" w:cs="Times New Roman"/>
@@ -84,6 +117,7 @@
     <w:p>
       <w:pPr>
         <w:spacing w:after="0" w:line="240" w:lineRule="auto"/>
+        <w:ind w:firstLine="720"/>
         <w:jc w:val="both"/>
         <w:rPr>
           <w:rFonts w:ascii="Times New Roman" w:hAnsi="Times New Roman" w:eastAsia="Times New Roman" w:cs="Times New Roman"/>
@@ -138,7 +172,7 @@
     <w:p>
       <w:pPr>
         <w:spacing w:after="0" w:line="240" w:lineRule="auto"/>
-        <w:ind w:firstLine="720"/>
+        <w:ind w:left="1418" w:hanging="1418"/>
         <w:jc w:val="both"/>
         <w:rPr>
           <w:rFonts w:ascii="Times New Roman" w:hAnsi="Times New Roman" w:eastAsia="Times New Roman" w:cs="Times New Roman"/>

--- a/шаблони/комплекти/Відпустки та лікування/Шаблон_Рапорт про приступлення до обов'язків після стаціонарного лікування.docx
+++ b/шаблони/комплекти/Відпустки та лікування/Шаблон_Рапорт про приступлення до обов'язків після стаціонарного лікування.docx
@@ -221,7 +221,7 @@
           <w:szCs w:val="28"/>
           <w:lang w:val="uk-UA" w:eastAsia="ru-RU"/>
         </w:rPr>
-        <w:t xml:space="preserve">Начальник курсів перепідготовки та підвищення кваліфікації Харківського національного університету Повітряних Сил</w:t>
+        <w:t xml:space="preserve">{{посада_підписанта}}</w:t>
       </w:r>
     </w:p>
     <w:p>
